--- a/filesystem/MarketingOps/Taxonomy/campaign_taxonomy_migration_guide.docx
+++ b/filesystem/MarketingOps/Taxonomy/campaign_taxonomy_migration_guide.docx
@@ -1634,7 +1634,7 @@
           <w:color w:val="0D9488"/>
           <w:sz w:val="20"/>
         </w:rPr>
-        <w:t>lifesciоem_q1-26_progdisplay_demandgen</w:t>
+        <w:t>lifescioem_q1-26_progdisplay_demandgen</w:t>
       </w:r>
     </w:p>
     <w:p>
@@ -1674,7 +1674,7 @@
           <w:color w:val="0369A1"/>
           <w:sz w:val="19"/>
         </w:rPr>
-        <w:t>lifesciоem</w:t>
+        <w:t>lifescioem</w:t>
       </w:r>
       <w:r>
         <w:rPr>

--- a/filesystem/MarketingOps/Taxonomy/campaign_taxonomy_migration_guide.docx
+++ b/filesystem/MarketingOps/Taxonomy/campaign_taxonomy_migration_guide.docx
@@ -643,7 +643,7 @@
               <w:rPr>
                 <w:rFonts w:ascii="Segoe UI" w:hAnsi="Segoe UI"/>
                 <w:b/>
-                <w:color w:val="FFFFFF"/>
+                <w:color w:val="1F4E78"/>
                 <w:sz w:val="20"/>
               </w:rPr>
             </w:r>
@@ -652,7 +652,7 @@
                 <w:rFonts w:ascii="Segoe UI" w:hAnsi="Segoe UI"/>
                 <w:b/>
                 <w:i w:val="0"/>
-                <w:color w:val="FFFFFF"/>
+                <w:color w:val="1F4E78"/>
                 <w:sz w:val="20"/>
               </w:rPr>
               <w:t>Segment</w:t>
@@ -685,7 +685,7 @@
               <w:rPr>
                 <w:rFonts w:ascii="Segoe UI" w:hAnsi="Segoe UI"/>
                 <w:b/>
-                <w:color w:val="FFFFFF"/>
+                <w:color w:val="1F4E78"/>
                 <w:sz w:val="20"/>
               </w:rPr>
             </w:r>
@@ -694,7 +694,7 @@
                 <w:rFonts w:ascii="Segoe UI" w:hAnsi="Segoe UI"/>
                 <w:b/>
                 <w:i w:val="0"/>
-                <w:color w:val="FFFFFF"/>
+                <w:color w:val="1F4E78"/>
                 <w:sz w:val="20"/>
               </w:rPr>
               <w:t>Definition</w:t>
@@ -727,7 +727,7 @@
               <w:rPr>
                 <w:rFonts w:ascii="Segoe UI" w:hAnsi="Segoe UI"/>
                 <w:b/>
-                <w:color w:val="FFFFFF"/>
+                <w:color w:val="1F4E78"/>
                 <w:sz w:val="20"/>
               </w:rPr>
             </w:r>
@@ -736,7 +736,7 @@
                 <w:rFonts w:ascii="Segoe UI" w:hAnsi="Segoe UI"/>
                 <w:b/>
                 <w:i w:val="0"/>
-                <w:color w:val="FFFFFF"/>
+                <w:color w:val="1F4E78"/>
                 <w:sz w:val="20"/>
               </w:rPr>
               <w:t>Examples</w:t>
@@ -1624,7 +1624,7 @@
           <w:color w:val="0F2C59"/>
           <w:sz w:val="21"/>
         </w:rPr>
-        <w:t xml:space="preserve">Proposed campaign string (Thornfield taxonomy): </w:t>
+        <w:t>Proposed campaign string (Thornfield taxonomy): larchfield_q1-26_progdisplay_demandgen</w:t>
       </w:r>
       <w:r>
         <w:rPr>
@@ -1634,7 +1634,6 @@
           <w:color w:val="0D9488"/>
           <w:sz w:val="20"/>
         </w:rPr>
-        <w:t>lifescioem_q1-26_progdisplay_demandgen</w:t>
       </w:r>
     </w:p>
     <w:p>
@@ -1654,7 +1653,7 @@
           <w:color w:val="1E3A8A"/>
           <w:sz w:val="20"/>
         </w:rPr>
-        <w:t xml:space="preserve">Note: </w:t>
+        <w:t>Note: the client_short slug is assigned to Larchfield Bioanalytics (ERPNext Customer CUST-2025-0163), the inherited-Bramwell laboratory-instrumentation-OEM account under which this placement is booked; Sofia Bergen has confirmed the Customer master and the rename is final.</w:t>
       </w:r>
       <w:r>
         <w:rPr>
@@ -1664,7 +1663,6 @@
           <w:color w:val="1E3A8A"/>
           <w:sz w:val="20"/>
         </w:rPr>
-        <w:t xml:space="preserve">the client_short slug </w:t>
       </w:r>
       <w:r>
         <w:rPr>
@@ -1674,7 +1672,6 @@
           <w:color w:val="0369A1"/>
           <w:sz w:val="19"/>
         </w:rPr>
-        <w:t>lifescioem</w:t>
       </w:r>
       <w:r>
         <w:rPr>
@@ -1684,7 +1681,6 @@
           <w:color w:val="1E3A8A"/>
           <w:sz w:val="20"/>
         </w:rPr>
-        <w:t xml:space="preserve"> is used here as the placeholder client short-name for the multi-account life-sciences-OEM roll-up under which this placement is booked pending assignment to a specific ERPNext Customer record; Sofia Bergen to confirm the target Customer master before the rename is committed.</w:t>
       </w:r>
     </w:p>
     <w:p>

--- a/filesystem/MarketingOps/Taxonomy/campaign_taxonomy_migration_guide.docx
+++ b/filesystem/MarketingOps/Taxonomy/campaign_taxonomy_migration_guide.docx
@@ -577,7 +577,7 @@
           <w:color w:val="334155"/>
           <w:sz w:val="21"/>
         </w:rPr>
-        <w:t>Segments are joined with a single underscore. No spaces, no hyphens inside a segment, no mixed case. Each segment is lowercased.</w:t>
+        <w:t>Segments are joined with a single underscore. No spaces, no mixed case; no hyphens inside a segment except within the quarter segment itself, whose fixed q[1-4]-yy format (e.g., q1-26) is the sole permitted exception. Each segment is lowercased.</w:t>
       </w:r>
     </w:p>
     <w:p>
